--- a/Backend/src/templates/qas/FOR Acta QA site survey Lan administrada.docx
+++ b/Backend/src/templates/qas/FOR Acta QA site survey Lan administrada.docx
@@ -32,564 +32,223 @@
         </w:rPr>
       </w:pPr>
       <w:r>
-        <w:rPr>
-          <w:rFonts w:ascii="Arial" w:hAnsi="Arial" w:cs="Arial"/>
-          <w:b/>
-          <w:lang w:val="es-CO"/>
-        </w:rPr>
         <w:t>Visita Número:</w:t>
-      </w:r>
-      <w:r>
-        <w:rPr>
-          <w:rFonts w:ascii="Arial" w:hAnsi="Arial" w:cs="Arial"/>
-          <w:b/>
-          <w:lang w:val="es-CO"/>
-        </w:rPr>
         <w:tab/>
-      </w:r>
-      <w:r>
-        <w:rPr>
-          <w:rFonts w:ascii="Arial" w:hAnsi="Arial" w:cs="Arial"/>
-          <w:b/>
-          <w:lang w:val="es-CO"/>
-        </w:rPr>
+        <w:t>{visita_numero}</w:t>
+      </w:r>
+    </w:p>
+    <w:p>
+      <w:pPr>
+        <w:rPr>
+          <w:rFonts w:ascii="Arial" w:hAnsi="Arial" w:cs="Arial"/>
+          <w:b/>
+          <w:lang w:val="es-CO"/>
+        </w:rPr>
+      </w:pPr>
+      <w:r>
+        <w:t>Fecha Ejecución:</w:t>
         <w:tab/>
-      </w:r>
-      <w:r>
-        <w:rPr>
-          <w:rFonts w:ascii="Arial" w:hAnsi="Arial" w:cs="Arial"/>
-          <w:b/>
-          <w:lang w:val="es-CO"/>
-        </w:rPr>
+        <w:t>{fecha_ejecucion}</w:t>
+      </w:r>
+    </w:p>
+    <w:p>
+      <w:pPr>
+        <w:rPr>
+          <w:rFonts w:ascii="Arial" w:hAnsi="Arial" w:cs="Arial"/>
+          <w:b/>
+          <w:lang w:val="es-CO"/>
+        </w:rPr>
+      </w:pPr>
+      <w:r>
+        <w:t>Hora Inicio:</w:t>
         <w:tab/>
-      </w:r>
-    </w:p>
-    <w:p>
-      <w:pPr>
-        <w:rPr>
-          <w:rFonts w:ascii="Arial" w:hAnsi="Arial" w:cs="Arial"/>
-          <w:b/>
-          <w:lang w:val="es-CO"/>
-        </w:rPr>
-      </w:pPr>
-      <w:r>
-        <w:rPr>
-          <w:rFonts w:ascii="Arial" w:hAnsi="Arial" w:cs="Arial"/>
-          <w:b/>
-          <w:lang w:val="es-CO"/>
-        </w:rPr>
-        <w:t>Fecha Ejecución:</w:t>
-      </w:r>
-      <w:r>
-        <w:rPr>
-          <w:rFonts w:ascii="Arial" w:hAnsi="Arial" w:cs="Arial"/>
-          <w:b/>
-          <w:lang w:val="es-CO"/>
-        </w:rPr>
+        <w:t>{hora_inicio}</w:t>
+      </w:r>
+    </w:p>
+    <w:p>
+      <w:pPr>
+        <w:rPr>
+          <w:rFonts w:ascii="Arial" w:hAnsi="Arial" w:cs="Arial"/>
+          <w:b/>
+          <w:lang w:val="es-CO"/>
+        </w:rPr>
+      </w:pPr>
+      <w:r>
+        <w:t>Tiempo Transporte:</w:t>
         <w:tab/>
-      </w:r>
-      <w:r>
-        <w:rPr>
-          <w:rFonts w:ascii="Arial" w:hAnsi="Arial" w:cs="Arial"/>
-          <w:b/>
-          <w:lang w:val="es-CO"/>
-        </w:rPr>
+        <w:t>{tiempo_transporte}</w:t>
+      </w:r>
+    </w:p>
+    <w:p>
+      <w:pPr>
+        <w:rPr>
+          <w:rFonts w:ascii="Arial" w:hAnsi="Arial" w:cs="Arial"/>
+          <w:b/>
+          <w:lang w:val="es-CO"/>
+        </w:rPr>
+      </w:pPr>
+      <w:r>
+        <w:t>Tiempo Antesala:</w:t>
         <w:tab/>
-      </w:r>
-    </w:p>
-    <w:p>
-      <w:pPr>
-        <w:rPr>
-          <w:rFonts w:ascii="Arial" w:hAnsi="Arial" w:cs="Arial"/>
-          <w:b/>
-          <w:lang w:val="es-CO"/>
-        </w:rPr>
-      </w:pPr>
-      <w:r>
-        <w:rPr>
-          <w:rFonts w:ascii="Arial" w:hAnsi="Arial" w:cs="Arial"/>
-          <w:b/>
-          <w:lang w:val="es-CO"/>
-        </w:rPr>
-        <w:t>Hora Inicio:</w:t>
-      </w:r>
-      <w:r>
-        <w:rPr>
-          <w:rFonts w:ascii="Arial" w:hAnsi="Arial" w:cs="Arial"/>
-          <w:b/>
-          <w:lang w:val="es-CO"/>
-        </w:rPr>
+        <w:t>{tiempo_antesala}</w:t>
+      </w:r>
+    </w:p>
+    <w:p>
+      <w:pPr>
+        <w:rPr>
+          <w:rFonts w:ascii="Arial" w:hAnsi="Arial" w:cs="Arial"/>
+          <w:b/>
+          <w:lang w:val="es-CO"/>
+        </w:rPr>
+      </w:pPr>
+      <w:r>
+        <w:t>Tiempo Ejecución:</w:t>
         <w:tab/>
-      </w:r>
-      <w:r>
-        <w:rPr>
-          <w:rFonts w:ascii="Arial" w:hAnsi="Arial" w:cs="Arial"/>
-          <w:b/>
-          <w:lang w:val="es-CO"/>
-        </w:rPr>
+        <w:t>{tiempo_ejecucion}</w:t>
+      </w:r>
+    </w:p>
+    <w:p>
+      <w:pPr>
+        <w:rPr>
+          <w:rFonts w:ascii="Arial" w:hAnsi="Arial" w:cs="Arial"/>
+          <w:b/>
+          <w:lang w:val="es-CO"/>
+        </w:rPr>
+      </w:pPr>
+      <w:r>
+        <w:t>Espera Claro:</w:t>
         <w:tab/>
-      </w:r>
-      <w:r>
-        <w:rPr>
-          <w:rFonts w:ascii="Arial" w:hAnsi="Arial" w:cs="Arial"/>
-          <w:b/>
-          <w:lang w:val="es-CO"/>
-        </w:rPr>
+        <w:t>{tiempo_espera_claro}</w:t>
+      </w:r>
+    </w:p>
+    <w:p>
+      <w:pPr>
+        <w:rPr>
+          <w:rFonts w:ascii="Arial" w:hAnsi="Arial" w:cs="Arial"/>
+          <w:b/>
+          <w:lang w:val="es-CO"/>
+        </w:rPr>
+      </w:pPr>
+      <w:r>
+        <w:t>Hora Salida:</w:t>
         <w:tab/>
-      </w:r>
-    </w:p>
-    <w:p>
-      <w:pPr>
-        <w:rPr>
-          <w:rFonts w:ascii="Arial" w:hAnsi="Arial" w:cs="Arial"/>
-          <w:b/>
-          <w:lang w:val="es-CO"/>
-        </w:rPr>
-      </w:pPr>
-      <w:r>
-        <w:rPr>
-          <w:rFonts w:ascii="Arial" w:hAnsi="Arial" w:cs="Arial"/>
-          <w:b/>
-          <w:lang w:val="es-CO"/>
-        </w:rPr>
-        <w:t>Tiempo Transporte:</w:t>
-      </w:r>
-      <w:r>
-        <w:rPr>
-          <w:rFonts w:ascii="Arial" w:hAnsi="Arial" w:cs="Arial"/>
-          <w:b/>
-          <w:lang w:val="es-CO"/>
-        </w:rPr>
+        <w:t>{hora_salida}</w:t>
+      </w:r>
+    </w:p>
+    <w:p>
+      <w:pPr>
+        <w:rPr>
+          <w:rFonts w:ascii="Arial" w:hAnsi="Arial" w:cs="Arial"/>
+          <w:b/>
+          <w:lang w:val="es-CO"/>
+        </w:rPr>
+      </w:pPr>
+    </w:p>
+    <w:p>
+      <w:pPr>
+        <w:rPr>
+          <w:rFonts w:ascii="Arial" w:hAnsi="Arial" w:cs="Arial"/>
+          <w:b/>
+          <w:lang w:val="es-CO"/>
+        </w:rPr>
+      </w:pPr>
+      <w:r>
+        <w:t>Ing. Outsourcing:</w:t>
         <w:tab/>
-      </w:r>
-      <w:r>
-        <w:rPr>
-          <w:rFonts w:ascii="Arial" w:hAnsi="Arial" w:cs="Arial"/>
-          <w:b/>
-          <w:lang w:val="es-CO"/>
-        </w:rPr>
+        <w:t>{ingeniero_outsourcing}</w:t>
+      </w:r>
+    </w:p>
+    <w:p>
+      <w:pPr>
+        <w:rPr>
+          <w:rFonts w:ascii="Arial" w:hAnsi="Arial" w:cs="Arial"/>
+          <w:b/>
+          <w:lang w:val="es-CO"/>
+        </w:rPr>
+      </w:pPr>
+      <w:r>
+        <w:t>Multímetro:</w:t>
         <w:tab/>
-      </w:r>
-    </w:p>
-    <w:p>
-      <w:pPr>
-        <w:rPr>
-          <w:rFonts w:ascii="Arial" w:hAnsi="Arial" w:cs="Arial"/>
-          <w:b/>
-          <w:lang w:val="es-CO"/>
-        </w:rPr>
-      </w:pPr>
-      <w:r>
-        <w:rPr>
-          <w:rFonts w:ascii="Arial" w:hAnsi="Arial" w:cs="Arial"/>
-          <w:b/>
-          <w:lang w:val="es-CO"/>
-        </w:rPr>
-        <w:t>Tiempo Antesala:</w:t>
-      </w:r>
-      <w:r>
-        <w:rPr>
-          <w:rFonts w:ascii="Arial" w:hAnsi="Arial" w:cs="Arial"/>
-          <w:b/>
-          <w:lang w:val="es-CO"/>
-        </w:rPr>
+        <w:t>{multimetro}</w:t>
+      </w:r>
+    </w:p>
+    <w:p>
+      <w:pPr>
+        <w:rPr>
+          <w:rFonts w:ascii="Arial" w:hAnsi="Arial" w:cs="Arial"/>
+          <w:b/>
+          <w:lang w:val="es-CO"/>
+        </w:rPr>
+      </w:pPr>
+      <w:r>
+        <w:t>Analizador de BER:</w:t>
         <w:tab/>
-      </w:r>
-      <w:r>
-        <w:rPr>
-          <w:rFonts w:ascii="Arial" w:hAnsi="Arial" w:cs="Arial"/>
-          <w:b/>
-          <w:lang w:val="es-CO"/>
-        </w:rPr>
+        <w:t>{analizador_ber}</w:t>
+      </w:r>
+    </w:p>
+    <w:p>
+      <w:pPr>
+        <w:rPr>
+          <w:rFonts w:ascii="Arial" w:hAnsi="Arial" w:cs="Arial"/>
+          <w:b/>
+          <w:lang w:val="es-CO"/>
+        </w:rPr>
+      </w:pPr>
+      <w:r>
+        <w:t>Soporte Claro:</w:t>
         <w:tab/>
-      </w:r>
-    </w:p>
-    <w:p>
-      <w:pPr>
-        <w:rPr>
-          <w:rFonts w:ascii="Arial" w:hAnsi="Arial" w:cs="Arial"/>
-          <w:b/>
-          <w:lang w:val="es-CO"/>
-        </w:rPr>
-      </w:pPr>
-      <w:r>
-        <w:rPr>
-          <w:rFonts w:ascii="Arial" w:hAnsi="Arial" w:cs="Arial"/>
-          <w:b/>
-          <w:lang w:val="es-CO"/>
-        </w:rPr>
-        <w:t>Tiempo Ejecución:</w:t>
-      </w:r>
-      <w:r>
-        <w:rPr>
-          <w:rFonts w:ascii="Arial" w:hAnsi="Arial" w:cs="Arial"/>
-          <w:b/>
-          <w:lang w:val="es-CO"/>
-        </w:rPr>
+        <w:t>{soporte_claro}</w:t>
+      </w:r>
+    </w:p>
+    <w:p>
+      <w:pPr>
+        <w:rPr>
+          <w:rFonts w:ascii="Arial" w:hAnsi="Arial" w:cs="Arial"/>
+          <w:b/>
+          <w:lang w:val="es-CO"/>
+        </w:rPr>
+      </w:pPr>
+      <w:r>
+        <w:t>Firma el Acta:</w:t>
         <w:tab/>
-      </w:r>
-      <w:r>
-        <w:rPr>
-          <w:rFonts w:ascii="Arial" w:hAnsi="Arial" w:cs="Arial"/>
-          <w:b/>
-          <w:lang w:val="es-CO"/>
-        </w:rPr>
+        <w:t>{firma_acta}</w:t>
+      </w:r>
+    </w:p>
+    <w:p>
+      <w:pPr>
+        <w:rPr>
+          <w:rFonts w:ascii="Arial" w:hAnsi="Arial" w:cs="Arial"/>
+          <w:b/>
+          <w:lang w:val="es-CO"/>
+        </w:rPr>
+      </w:pPr>
+    </w:p>
+    <w:p>
+      <w:pPr>
+        <w:rPr>
+          <w:rFonts w:ascii="Arial" w:hAnsi="Arial" w:cs="Arial"/>
+          <w:b/>
+          <w:lang w:val="es-CO"/>
+        </w:rPr>
+      </w:pPr>
+      <w:r>
+        <w:t>Caso Seguimiento:</w:t>
         <w:tab/>
-      </w:r>
-    </w:p>
-    <w:p>
-      <w:pPr>
-        <w:rPr>
-          <w:rFonts w:ascii="Arial" w:hAnsi="Arial" w:cs="Arial"/>
-          <w:b/>
-          <w:lang w:val="es-CO"/>
-        </w:rPr>
-      </w:pPr>
-      <w:r>
-        <w:rPr>
-          <w:rFonts w:ascii="Arial" w:hAnsi="Arial" w:cs="Arial"/>
-          <w:b/>
-          <w:lang w:val="es-CO"/>
-        </w:rPr>
-        <w:t>Espera Claro</w:t>
-      </w:r>
-      <w:r>
-        <w:rPr>
-          <w:rFonts w:ascii="Arial" w:hAnsi="Arial" w:cs="Arial"/>
-          <w:b/>
-          <w:lang w:val="es-CO"/>
-        </w:rPr>
-        <w:t>:</w:t>
-      </w:r>
-      <w:r>
-        <w:rPr>
-          <w:rFonts w:ascii="Arial" w:hAnsi="Arial" w:cs="Arial"/>
-          <w:b/>
-          <w:lang w:val="es-CO"/>
-        </w:rPr>
+        <w:t>{caso_seguimiento}</w:t>
+      </w:r>
+    </w:p>
+    <w:p>
+      <w:pPr>
+        <w:rPr>
+          <w:rFonts w:ascii="Arial" w:hAnsi="Arial" w:cs="Arial"/>
+          <w:b/>
+          <w:lang w:val="es-CO"/>
+        </w:rPr>
+      </w:pPr>
+      <w:r>
+        <w:t>Problemas en Instalación:</w:t>
         <w:tab/>
-      </w:r>
-      <w:r>
-        <w:rPr>
-          <w:rFonts w:ascii="Arial" w:hAnsi="Arial" w:cs="Arial"/>
-          <w:b/>
-          <w:lang w:val="es-CO"/>
-        </w:rPr>
-        <w:tab/>
-      </w:r>
-      <w:r>
-        <w:rPr>
-          <w:rFonts w:ascii="Arial" w:hAnsi="Arial" w:cs="Arial"/>
-          <w:b/>
-          <w:lang w:val="es-CO"/>
-        </w:rPr>
-        <w:tab/>
-      </w:r>
-    </w:p>
-    <w:p>
-      <w:pPr>
-        <w:rPr>
-          <w:rFonts w:ascii="Arial" w:hAnsi="Arial" w:cs="Arial"/>
-          <w:b/>
-          <w:lang w:val="es-CO"/>
-        </w:rPr>
-      </w:pPr>
-      <w:r>
-        <w:rPr>
-          <w:rFonts w:ascii="Arial" w:hAnsi="Arial" w:cs="Arial"/>
-          <w:b/>
-          <w:lang w:val="es-CO"/>
-        </w:rPr>
-        <w:t>Hora Salida:</w:t>
-      </w:r>
-      <w:r>
-        <w:rPr>
-          <w:rFonts w:ascii="Arial" w:hAnsi="Arial" w:cs="Arial"/>
-          <w:b/>
-          <w:lang w:val="es-CO"/>
-        </w:rPr>
-        <w:tab/>
-      </w:r>
-      <w:r>
-        <w:rPr>
-          <w:rFonts w:ascii="Arial" w:hAnsi="Arial" w:cs="Arial"/>
-          <w:b/>
-          <w:lang w:val="es-CO"/>
-        </w:rPr>
-        <w:tab/>
-      </w:r>
-      <w:r>
-        <w:rPr>
-          <w:rFonts w:ascii="Arial" w:hAnsi="Arial" w:cs="Arial"/>
-          <w:b/>
-          <w:lang w:val="es-CO"/>
-        </w:rPr>
-        <w:tab/>
-      </w:r>
-    </w:p>
-    <w:p>
-      <w:pPr>
-        <w:rPr>
-          <w:rFonts w:ascii="Arial" w:hAnsi="Arial" w:cs="Arial"/>
-          <w:b/>
-          <w:lang w:val="es-CO"/>
-        </w:rPr>
-      </w:pPr>
-    </w:p>
-    <w:p>
-      <w:pPr>
-        <w:rPr>
-          <w:rFonts w:ascii="Arial" w:hAnsi="Arial" w:cs="Arial"/>
-          <w:b/>
-          <w:lang w:val="es-CO"/>
-        </w:rPr>
-      </w:pPr>
-      <w:r>
-        <w:rPr>
-          <w:rFonts w:ascii="Arial" w:hAnsi="Arial" w:cs="Arial"/>
-          <w:b/>
-          <w:lang w:val="es-CO"/>
-        </w:rPr>
-        <w:t>Ing. Outsourcing:</w:t>
-      </w:r>
-      <w:r>
-        <w:rPr>
-          <w:rFonts w:ascii="Arial" w:hAnsi="Arial" w:cs="Arial"/>
-          <w:b/>
-          <w:lang w:val="es-CO"/>
-        </w:rPr>
-        <w:tab/>
-      </w:r>
-      <w:r>
-        <w:rPr>
-          <w:rFonts w:ascii="Arial" w:hAnsi="Arial" w:cs="Arial"/>
-          <w:b/>
-          <w:lang w:val="es-CO"/>
-        </w:rPr>
-        <w:tab/>
-      </w:r>
-    </w:p>
-    <w:p>
-      <w:pPr>
-        <w:rPr>
-          <w:rFonts w:ascii="Arial" w:hAnsi="Arial" w:cs="Arial"/>
-          <w:b/>
-          <w:lang w:val="es-CO"/>
-        </w:rPr>
-      </w:pPr>
-      <w:r>
-        <w:rPr>
-          <w:rFonts w:ascii="Arial" w:hAnsi="Arial" w:cs="Arial"/>
-          <w:b/>
-          <w:lang w:val="es-CO"/>
-        </w:rPr>
-        <w:t>Multímetro:</w:t>
-      </w:r>
-      <w:r>
-        <w:rPr>
-          <w:rFonts w:ascii="Arial" w:hAnsi="Arial" w:cs="Arial"/>
-          <w:b/>
-          <w:lang w:val="es-CO"/>
-        </w:rPr>
-        <w:tab/>
-      </w:r>
-      <w:r>
-        <w:rPr>
-          <w:rFonts w:ascii="Arial" w:hAnsi="Arial" w:cs="Arial"/>
-          <w:b/>
-          <w:lang w:val="es-CO"/>
-        </w:rPr>
-        <w:tab/>
-      </w:r>
-      <w:r>
-        <w:rPr>
-          <w:rFonts w:ascii="Arial" w:hAnsi="Arial" w:cs="Arial"/>
-          <w:b/>
-          <w:lang w:val="es-CO"/>
-        </w:rPr>
-        <w:tab/>
-      </w:r>
-    </w:p>
-    <w:p>
-      <w:pPr>
-        <w:rPr>
-          <w:rFonts w:ascii="Arial" w:hAnsi="Arial" w:cs="Arial"/>
-          <w:b/>
-          <w:lang w:val="es-CO"/>
-        </w:rPr>
-      </w:pPr>
-      <w:r>
-        <w:rPr>
-          <w:rFonts w:ascii="Arial" w:hAnsi="Arial" w:cs="Arial"/>
-          <w:b/>
-          <w:lang w:val="es-CO"/>
-        </w:rPr>
-        <w:t>Analizador de BER:</w:t>
-      </w:r>
-      <w:r>
-        <w:rPr>
-          <w:rFonts w:ascii="Arial" w:hAnsi="Arial" w:cs="Arial"/>
-          <w:b/>
-          <w:lang w:val="es-CO"/>
-        </w:rPr>
-        <w:tab/>
-      </w:r>
-      <w:r>
-        <w:rPr>
-          <w:rFonts w:ascii="Arial" w:hAnsi="Arial" w:cs="Arial"/>
-          <w:b/>
-          <w:lang w:val="es-CO"/>
-        </w:rPr>
-        <w:tab/>
-      </w:r>
-    </w:p>
-    <w:p>
-      <w:pPr>
-        <w:rPr>
-          <w:rFonts w:ascii="Arial" w:hAnsi="Arial" w:cs="Arial"/>
-          <w:b/>
-          <w:lang w:val="es-CO"/>
-        </w:rPr>
-      </w:pPr>
-      <w:r>
-        <w:rPr>
-          <w:rFonts w:ascii="Arial" w:hAnsi="Arial" w:cs="Arial"/>
-          <w:b/>
-          <w:lang w:val="es-CO"/>
-        </w:rPr>
-        <w:t>Soporte Claro</w:t>
-      </w:r>
-      <w:r>
-        <w:rPr>
-          <w:rFonts w:ascii="Arial" w:hAnsi="Arial" w:cs="Arial"/>
-          <w:b/>
-          <w:lang w:val="es-CO"/>
-        </w:rPr>
-        <w:t>:</w:t>
-      </w:r>
-      <w:r>
-        <w:rPr>
-          <w:rFonts w:ascii="Arial" w:hAnsi="Arial" w:cs="Arial"/>
-          <w:b/>
-          <w:lang w:val="es-CO"/>
-        </w:rPr>
-        <w:tab/>
-      </w:r>
-      <w:r>
-        <w:rPr>
-          <w:rFonts w:ascii="Arial" w:hAnsi="Arial" w:cs="Arial"/>
-          <w:b/>
-          <w:lang w:val="es-CO"/>
-        </w:rPr>
-        <w:tab/>
-      </w:r>
-    </w:p>
-    <w:p>
-      <w:pPr>
-        <w:rPr>
-          <w:rFonts w:ascii="Arial" w:hAnsi="Arial" w:cs="Arial"/>
-          <w:b/>
-          <w:lang w:val="es-CO"/>
-        </w:rPr>
-      </w:pPr>
-      <w:r>
-        <w:rPr>
-          <w:rFonts w:ascii="Arial" w:hAnsi="Arial" w:cs="Arial"/>
-          <w:b/>
-          <w:lang w:val="es-CO"/>
-        </w:rPr>
-        <w:t>Firma el Acta:</w:t>
-      </w:r>
-      <w:r>
-        <w:rPr>
-          <w:rFonts w:ascii="Arial" w:hAnsi="Arial" w:cs="Arial"/>
-          <w:b/>
-          <w:lang w:val="es-CO"/>
-        </w:rPr>
-        <w:tab/>
-      </w:r>
-      <w:r>
-        <w:rPr>
-          <w:rFonts w:ascii="Arial" w:hAnsi="Arial" w:cs="Arial"/>
-          <w:b/>
-          <w:lang w:val="es-CO"/>
-        </w:rPr>
-        <w:tab/>
-      </w:r>
-      <w:r>
-        <w:rPr>
-          <w:rFonts w:ascii="Arial" w:hAnsi="Arial" w:cs="Arial"/>
-          <w:b/>
-          <w:lang w:val="es-CO"/>
-        </w:rPr>
-        <w:tab/>
-      </w:r>
-    </w:p>
-    <w:p>
-      <w:pPr>
-        <w:rPr>
-          <w:rFonts w:ascii="Arial" w:hAnsi="Arial" w:cs="Arial"/>
-          <w:b/>
-          <w:lang w:val="es-CO"/>
-        </w:rPr>
-      </w:pPr>
-    </w:p>
-    <w:p>
-      <w:pPr>
-        <w:rPr>
-          <w:rFonts w:ascii="Arial" w:hAnsi="Arial" w:cs="Arial"/>
-          <w:b/>
-          <w:lang w:val="es-CO"/>
-        </w:rPr>
-      </w:pPr>
-      <w:r>
-        <w:rPr>
-          <w:rFonts w:ascii="Arial" w:hAnsi="Arial" w:cs="Arial"/>
-          <w:b/>
-          <w:lang w:val="es-CO"/>
-        </w:rPr>
-        <w:t>Caso Seguimiento:</w:t>
-      </w:r>
-      <w:r>
-        <w:rPr>
-          <w:rFonts w:ascii="Arial" w:hAnsi="Arial" w:cs="Arial"/>
-          <w:b/>
-          <w:lang w:val="es-CO"/>
-        </w:rPr>
-        <w:tab/>
-      </w:r>
-      <w:r>
-        <w:rPr>
-          <w:rFonts w:ascii="Arial" w:hAnsi="Arial" w:cs="Arial"/>
-          <w:b/>
-          <w:lang w:val="es-CO"/>
-        </w:rPr>
-        <w:tab/>
-      </w:r>
-    </w:p>
-    <w:p>
-      <w:pPr>
-        <w:rPr>
-          <w:rFonts w:ascii="Arial" w:hAnsi="Arial" w:cs="Arial"/>
-          <w:b/>
-          <w:lang w:val="es-CO"/>
-        </w:rPr>
-      </w:pPr>
-      <w:r>
-        <w:rPr>
-          <w:rFonts w:ascii="Arial" w:hAnsi="Arial" w:cs="Arial"/>
-          <w:b/>
-          <w:lang w:val="es-CO"/>
-        </w:rPr>
-        <w:t>Problemas en Instalación:</w:t>
-      </w:r>
-      <w:r>
-        <w:rPr>
-          <w:rFonts w:ascii="Arial" w:hAnsi="Arial" w:cs="Arial"/>
-          <w:b/>
-          <w:lang w:val="es-CO"/>
-        </w:rPr>
-        <w:tab/>
+        <w:t>{problemas_instalacion}</w:t>
       </w:r>
     </w:p>
     <w:p>
@@ -630,28 +289,10 @@
         </w:rPr>
       </w:pPr>
       <w:r>
-        <w:rPr>
-          <w:rFonts w:ascii="Arial" w:hAnsi="Arial" w:cs="Arial"/>
-          <w:b/>
-          <w:lang w:val="es-CO"/>
-        </w:rPr>
         <w:tab/>
-      </w:r>
-      <w:r>
-        <w:rPr>
-          <w:rFonts w:ascii="Arial" w:hAnsi="Arial" w:cs="Arial"/>
-          <w:b/>
-          <w:lang w:val="es-CO"/>
-        </w:rPr>
         <w:t>Fase-Neutro:</w:t>
-      </w:r>
-      <w:r>
-        <w:rPr>
-          <w:rFonts w:ascii="Arial" w:hAnsi="Arial" w:cs="Arial"/>
-          <w:b/>
-          <w:lang w:val="es-CO"/>
-        </w:rPr>
         <w:tab/>
+        <w:t>{fase_neutro}</w:t>
       </w:r>
     </w:p>
     <w:p>
@@ -666,36 +307,10 @@
         </w:rPr>
       </w:pPr>
       <w:r>
-        <w:rPr>
-          <w:rFonts w:ascii="Arial" w:hAnsi="Arial" w:cs="Arial"/>
-          <w:b/>
-          <w:lang w:val="es-CO"/>
-        </w:rPr>
         <w:tab/>
-      </w:r>
-      <w:r>
-        <w:rPr>
-          <w:rFonts w:ascii="Arial" w:hAnsi="Arial" w:cs="Arial"/>
-          <w:b/>
-          <w:lang w:val="es-CO"/>
-        </w:rPr>
         <w:t>Fase-Tierra:</w:t>
-      </w:r>
-      <w:r>
-        <w:rPr>
-          <w:rFonts w:ascii="Arial" w:hAnsi="Arial" w:cs="Arial"/>
-          <w:b/>
-          <w:lang w:val="es-CO"/>
-        </w:rPr>
         <w:tab/>
-      </w:r>
-      <w:r>
-        <w:rPr>
-          <w:rFonts w:ascii="Arial" w:hAnsi="Arial" w:cs="Arial"/>
-          <w:b/>
-          <w:lang w:val="es-CO"/>
-        </w:rPr>
-        <w:tab/>
+        <w:t>{fase_tierra}</w:t>
       </w:r>
     </w:p>
     <w:p>
@@ -710,54 +325,33 @@
         </w:rPr>
       </w:pPr>
       <w:r>
-        <w:rPr>
-          <w:rFonts w:ascii="Arial" w:hAnsi="Arial" w:cs="Arial"/>
-          <w:b/>
-          <w:lang w:val="es-CO"/>
-        </w:rPr>
         <w:tab/>
-      </w:r>
-      <w:r>
-        <w:rPr>
-          <w:rFonts w:ascii="Arial" w:hAnsi="Arial" w:cs="Arial"/>
-          <w:b/>
-          <w:lang w:val="es-CO"/>
-        </w:rPr>
         <w:t>Neutro-Tierra:</w:t>
-      </w:r>
-      <w:r>
-        <w:rPr>
-          <w:rFonts w:ascii="Arial" w:hAnsi="Arial" w:cs="Arial"/>
-          <w:b/>
-          <w:lang w:val="es-CO"/>
-        </w:rPr>
         <w:tab/>
-      </w:r>
-    </w:p>
-    <w:p>
-      <w:pPr>
-        <w:rPr>
-          <w:rFonts w:ascii="Arial" w:hAnsi="Arial" w:cs="Arial"/>
-          <w:b/>
-          <w:lang w:val="es-CO"/>
-        </w:rPr>
-      </w:pPr>
-    </w:p>
-    <w:p>
-      <w:pPr>
-        <w:rPr>
-          <w:rFonts w:ascii="Arial" w:hAnsi="Arial" w:cs="Arial"/>
-          <w:b/>
-          <w:lang w:val="es-CO"/>
-        </w:rPr>
-      </w:pPr>
-      <w:r>
-        <w:rPr>
-          <w:rFonts w:ascii="Arial" w:hAnsi="Arial" w:cs="Arial"/>
-          <w:b/>
-          <w:lang w:val="es-CO"/>
-        </w:rPr>
+        <w:t>{neutro_tierra}</w:t>
+      </w:r>
+    </w:p>
+    <w:p>
+      <w:pPr>
+        <w:rPr>
+          <w:rFonts w:ascii="Arial" w:hAnsi="Arial" w:cs="Arial"/>
+          <w:b/>
+          <w:lang w:val="es-CO"/>
+        </w:rPr>
+      </w:pPr>
+    </w:p>
+    <w:p>
+      <w:pPr>
+        <w:rPr>
+          <w:rFonts w:ascii="Arial" w:hAnsi="Arial" w:cs="Arial"/>
+          <w:b/>
+          <w:lang w:val="es-CO"/>
+        </w:rPr>
+      </w:pPr>
+      <w:r>
         <w:t>Lugar de Instalación de Equipos:</w:t>
+        <w:tab/>
+        <w:t>{lugar_instalacion}</w:t>
       </w:r>
     </w:p>
     <w:p>
@@ -803,6 +397,9 @@
           <w:lang w:val="es-CO"/>
         </w:rPr>
       </w:pPr>
+      <w:r>
+        <w:t>{observaciones}</w:t>
+      </w:r>
     </w:p>
     <w:p>
       <w:pPr>
@@ -988,13 +585,9 @@
             <w:tcW w:w="1689" w:type="dxa"/>
           </w:tcPr>
           <w:p>
-            <w:pPr>
-              <w:rPr>
-                <w:rFonts w:ascii="Arial" w:hAnsi="Arial" w:cs="Arial"/>
-                <w:b/>
-                <w:lang w:val="es-CO"/>
-              </w:rPr>
-            </w:pPr>
+            <w:r>
+              <w:t>{equipo_instalado_1_tipo}</w:t>
+            </w:r>
           </w:p>
         </w:tc>
         <w:tc>
@@ -1002,13 +595,9 @@
             <w:tcW w:w="1113" w:type="dxa"/>
           </w:tcPr>
           <w:p>
-            <w:pPr>
-              <w:rPr>
-                <w:rFonts w:ascii="Arial" w:hAnsi="Arial" w:cs="Arial"/>
-                <w:b/>
-                <w:lang w:val="es-CO"/>
-              </w:rPr>
-            </w:pPr>
+            <w:r>
+              <w:t>{equipo_instalado_1_marca}</w:t>
+            </w:r>
           </w:p>
         </w:tc>
         <w:tc>
@@ -1016,13 +605,9 @@
             <w:tcW w:w="1559" w:type="dxa"/>
           </w:tcPr>
           <w:p>
-            <w:pPr>
-              <w:rPr>
-                <w:rFonts w:ascii="Arial" w:hAnsi="Arial" w:cs="Arial"/>
-                <w:b/>
-                <w:lang w:val="es-CO"/>
-              </w:rPr>
-            </w:pPr>
+            <w:r>
+              <w:t>{equipo_instalado_1_modelo}</w:t>
+            </w:r>
           </w:p>
         </w:tc>
         <w:tc>
@@ -1030,13 +615,9 @@
             <w:tcW w:w="1701" w:type="dxa"/>
           </w:tcPr>
           <w:p>
-            <w:pPr>
-              <w:rPr>
-                <w:rFonts w:ascii="Arial" w:hAnsi="Arial" w:cs="Arial"/>
-                <w:b/>
-                <w:lang w:val="es-CO"/>
-              </w:rPr>
-            </w:pPr>
+            <w:r>
+              <w:t>{equipo_instalado_1_serial}</w:t>
+            </w:r>
           </w:p>
         </w:tc>
         <w:tc>
@@ -1044,13 +625,9 @@
             <w:tcW w:w="2384" w:type="dxa"/>
           </w:tcPr>
           <w:p>
-            <w:pPr>
-              <w:rPr>
-                <w:rFonts w:ascii="Arial" w:hAnsi="Arial" w:cs="Arial"/>
-                <w:b/>
-                <w:lang w:val="es-CO"/>
-              </w:rPr>
-            </w:pPr>
+            <w:r>
+              <w:t>{equipo_instalado_1_placa}</w:t>
+            </w:r>
           </w:p>
         </w:tc>
       </w:tr>
@@ -1060,13 +637,9 @@
             <w:tcW w:w="1689" w:type="dxa"/>
           </w:tcPr>
           <w:p>
-            <w:pPr>
-              <w:rPr>
-                <w:rFonts w:ascii="Arial" w:hAnsi="Arial" w:cs="Arial"/>
-                <w:b/>
-                <w:lang w:val="es-CO"/>
-              </w:rPr>
-            </w:pPr>
+            <w:r>
+              <w:t>{equipo_instalado_2_tipo}</w:t>
+            </w:r>
           </w:p>
         </w:tc>
         <w:tc>
@@ -1074,13 +647,9 @@
             <w:tcW w:w="1113" w:type="dxa"/>
           </w:tcPr>
           <w:p>
-            <w:pPr>
-              <w:rPr>
-                <w:rFonts w:ascii="Arial" w:hAnsi="Arial" w:cs="Arial"/>
-                <w:b/>
-                <w:lang w:val="es-CO"/>
-              </w:rPr>
-            </w:pPr>
+            <w:r>
+              <w:t>{equipo_instalado_2_marca}</w:t>
+            </w:r>
           </w:p>
         </w:tc>
         <w:tc>
@@ -1088,13 +657,9 @@
             <w:tcW w:w="1559" w:type="dxa"/>
           </w:tcPr>
           <w:p>
-            <w:pPr>
-              <w:rPr>
-                <w:rFonts w:ascii="Arial" w:hAnsi="Arial" w:cs="Arial"/>
-                <w:b/>
-                <w:lang w:val="es-CO"/>
-              </w:rPr>
-            </w:pPr>
+            <w:r>
+              <w:t>{equipo_instalado_2_modelo}</w:t>
+            </w:r>
           </w:p>
         </w:tc>
         <w:tc>
@@ -1102,13 +667,9 @@
             <w:tcW w:w="1701" w:type="dxa"/>
           </w:tcPr>
           <w:p>
-            <w:pPr>
-              <w:rPr>
-                <w:rFonts w:ascii="Arial" w:hAnsi="Arial" w:cs="Arial"/>
-                <w:b/>
-                <w:lang w:val="es-CO"/>
-              </w:rPr>
-            </w:pPr>
+            <w:r>
+              <w:t>{equipo_instalado_2_serial}</w:t>
+            </w:r>
           </w:p>
         </w:tc>
         <w:tc>
@@ -1116,13 +677,9 @@
             <w:tcW w:w="2384" w:type="dxa"/>
           </w:tcPr>
           <w:p>
-            <w:pPr>
-              <w:rPr>
-                <w:rFonts w:ascii="Arial" w:hAnsi="Arial" w:cs="Arial"/>
-                <w:b/>
-                <w:lang w:val="es-CO"/>
-              </w:rPr>
-            </w:pPr>
+            <w:r>
+              <w:t>{equipo_instalado_2_placa}</w:t>
+            </w:r>
           </w:p>
         </w:tc>
       </w:tr>
@@ -1132,13 +689,9 @@
             <w:tcW w:w="1689" w:type="dxa"/>
           </w:tcPr>
           <w:p>
-            <w:pPr>
-              <w:rPr>
-                <w:rFonts w:ascii="Arial" w:hAnsi="Arial" w:cs="Arial"/>
-                <w:b/>
-                <w:lang w:val="es-CO"/>
-              </w:rPr>
-            </w:pPr>
+            <w:r>
+              <w:t>{equipo_instalado_3_tipo}</w:t>
+            </w:r>
           </w:p>
         </w:tc>
         <w:tc>
@@ -1146,13 +699,9 @@
             <w:tcW w:w="1113" w:type="dxa"/>
           </w:tcPr>
           <w:p>
-            <w:pPr>
-              <w:rPr>
-                <w:rFonts w:ascii="Arial" w:hAnsi="Arial" w:cs="Arial"/>
-                <w:b/>
-                <w:lang w:val="es-CO"/>
-              </w:rPr>
-            </w:pPr>
+            <w:r>
+              <w:t>{equipo_instalado_3_marca}</w:t>
+            </w:r>
           </w:p>
         </w:tc>
         <w:tc>
@@ -1160,13 +709,9 @@
             <w:tcW w:w="1559" w:type="dxa"/>
           </w:tcPr>
           <w:p>
-            <w:pPr>
-              <w:rPr>
-                <w:rFonts w:ascii="Arial" w:hAnsi="Arial" w:cs="Arial"/>
-                <w:b/>
-                <w:lang w:val="es-CO"/>
-              </w:rPr>
-            </w:pPr>
+            <w:r>
+              <w:t>{equipo_instalado_3_modelo}</w:t>
+            </w:r>
           </w:p>
         </w:tc>
         <w:tc>
@@ -1174,13 +719,9 @@
             <w:tcW w:w="1701" w:type="dxa"/>
           </w:tcPr>
           <w:p>
-            <w:pPr>
-              <w:rPr>
-                <w:rFonts w:ascii="Arial" w:hAnsi="Arial" w:cs="Arial"/>
-                <w:b/>
-                <w:lang w:val="es-CO"/>
-              </w:rPr>
-            </w:pPr>
+            <w:r>
+              <w:t>{equipo_instalado_3_serial}</w:t>
+            </w:r>
           </w:p>
         </w:tc>
         <w:tc>
@@ -1188,13 +729,9 @@
             <w:tcW w:w="2384" w:type="dxa"/>
           </w:tcPr>
           <w:p>
-            <w:pPr>
-              <w:rPr>
-                <w:rFonts w:ascii="Arial" w:hAnsi="Arial" w:cs="Arial"/>
-                <w:b/>
-                <w:lang w:val="es-CO"/>
-              </w:rPr>
-            </w:pPr>
+            <w:r>
+              <w:t>{equipo_instalado_3_placa}</w:t>
+            </w:r>
           </w:p>
         </w:tc>
       </w:tr>
@@ -1204,13 +741,9 @@
             <w:tcW w:w="1689" w:type="dxa"/>
           </w:tcPr>
           <w:p>
-            <w:pPr>
-              <w:rPr>
-                <w:rFonts w:ascii="Arial" w:hAnsi="Arial" w:cs="Arial"/>
-                <w:b/>
-                <w:lang w:val="es-CO"/>
-              </w:rPr>
-            </w:pPr>
+            <w:r>
+              <w:t>{equipo_instalado_4_tipo}</w:t>
+            </w:r>
           </w:p>
         </w:tc>
         <w:tc>
@@ -1218,13 +751,9 @@
             <w:tcW w:w="1113" w:type="dxa"/>
           </w:tcPr>
           <w:p>
-            <w:pPr>
-              <w:rPr>
-                <w:rFonts w:ascii="Arial" w:hAnsi="Arial" w:cs="Arial"/>
-                <w:b/>
-                <w:lang w:val="es-CO"/>
-              </w:rPr>
-            </w:pPr>
+            <w:r>
+              <w:t>{equipo_instalado_4_marca}</w:t>
+            </w:r>
           </w:p>
         </w:tc>
         <w:tc>
@@ -1232,13 +761,9 @@
             <w:tcW w:w="1559" w:type="dxa"/>
           </w:tcPr>
           <w:p>
-            <w:pPr>
-              <w:rPr>
-                <w:rFonts w:ascii="Arial" w:hAnsi="Arial" w:cs="Arial"/>
-                <w:b/>
-                <w:lang w:val="es-CO"/>
-              </w:rPr>
-            </w:pPr>
+            <w:r>
+              <w:t>{equipo_instalado_4_modelo}</w:t>
+            </w:r>
           </w:p>
         </w:tc>
         <w:tc>
@@ -1246,13 +771,9 @@
             <w:tcW w:w="1701" w:type="dxa"/>
           </w:tcPr>
           <w:p>
-            <w:pPr>
-              <w:rPr>
-                <w:rFonts w:ascii="Arial" w:hAnsi="Arial" w:cs="Arial"/>
-                <w:b/>
-                <w:lang w:val="es-CO"/>
-              </w:rPr>
-            </w:pPr>
+            <w:r>
+              <w:t>{equipo_instalado_4_serial}</w:t>
+            </w:r>
           </w:p>
         </w:tc>
         <w:tc>
@@ -1260,13 +781,9 @@
             <w:tcW w:w="2384" w:type="dxa"/>
           </w:tcPr>
           <w:p>
-            <w:pPr>
-              <w:rPr>
-                <w:rFonts w:ascii="Arial" w:hAnsi="Arial" w:cs="Arial"/>
-                <w:b/>
-                <w:lang w:val="es-CO"/>
-              </w:rPr>
-            </w:pPr>
+            <w:r>
+              <w:t>{equipo_instalado_4_placa}</w:t>
+            </w:r>
           </w:p>
         </w:tc>
       </w:tr>
@@ -1463,13 +980,9 @@
             <w:tcW w:w="1689" w:type="dxa"/>
           </w:tcPr>
           <w:p>
-            <w:pPr>
-              <w:rPr>
-                <w:rFonts w:ascii="Arial" w:hAnsi="Arial" w:cs="Arial"/>
-                <w:b/>
-                <w:lang w:val="es-CO"/>
-              </w:rPr>
-            </w:pPr>
+            <w:r>
+              <w:t>{equipo_desinstalado_1_tipo}</w:t>
+            </w:r>
           </w:p>
         </w:tc>
         <w:tc>
@@ -1477,13 +990,9 @@
             <w:tcW w:w="1113" w:type="dxa"/>
           </w:tcPr>
           <w:p>
-            <w:pPr>
-              <w:rPr>
-                <w:rFonts w:ascii="Arial" w:hAnsi="Arial" w:cs="Arial"/>
-                <w:b/>
-                <w:lang w:val="es-CO"/>
-              </w:rPr>
-            </w:pPr>
+            <w:r>
+              <w:t>{equipo_desinstalado_1_marca}</w:t>
+            </w:r>
           </w:p>
         </w:tc>
         <w:tc>
@@ -1491,13 +1000,9 @@
             <w:tcW w:w="1559" w:type="dxa"/>
           </w:tcPr>
           <w:p>
-            <w:pPr>
-              <w:rPr>
-                <w:rFonts w:ascii="Arial" w:hAnsi="Arial" w:cs="Arial"/>
-                <w:b/>
-                <w:lang w:val="es-CO"/>
-              </w:rPr>
-            </w:pPr>
+            <w:r>
+              <w:t>{equipo_desinstalado_1_modelo}</w:t>
+            </w:r>
           </w:p>
         </w:tc>
         <w:tc>
@@ -1505,13 +1010,9 @@
             <w:tcW w:w="1701" w:type="dxa"/>
           </w:tcPr>
           <w:p>
-            <w:pPr>
-              <w:rPr>
-                <w:rFonts w:ascii="Arial" w:hAnsi="Arial" w:cs="Arial"/>
-                <w:b/>
-                <w:lang w:val="es-CO"/>
-              </w:rPr>
-            </w:pPr>
+            <w:r>
+              <w:t>{equipo_desinstalado_1_serial}</w:t>
+            </w:r>
           </w:p>
         </w:tc>
         <w:tc>
@@ -1519,13 +1020,9 @@
             <w:tcW w:w="2384" w:type="dxa"/>
           </w:tcPr>
           <w:p>
-            <w:pPr>
-              <w:rPr>
-                <w:rFonts w:ascii="Arial" w:hAnsi="Arial" w:cs="Arial"/>
-                <w:b/>
-                <w:lang w:val="es-CO"/>
-              </w:rPr>
-            </w:pPr>
+            <w:r>
+              <w:t>{equipo_desinstalado_1_placa}</w:t>
+            </w:r>
           </w:p>
         </w:tc>
       </w:tr>
@@ -1535,13 +1032,9 @@
             <w:tcW w:w="1689" w:type="dxa"/>
           </w:tcPr>
           <w:p>
-            <w:pPr>
-              <w:rPr>
-                <w:rFonts w:ascii="Arial" w:hAnsi="Arial" w:cs="Arial"/>
-                <w:b/>
-                <w:lang w:val="es-CO"/>
-              </w:rPr>
-            </w:pPr>
+            <w:r>
+              <w:t>{equipo_desinstalado_2_tipo}</w:t>
+            </w:r>
           </w:p>
         </w:tc>
         <w:tc>
@@ -1549,13 +1042,9 @@
             <w:tcW w:w="1113" w:type="dxa"/>
           </w:tcPr>
           <w:p>
-            <w:pPr>
-              <w:rPr>
-                <w:rFonts w:ascii="Arial" w:hAnsi="Arial" w:cs="Arial"/>
-                <w:b/>
-                <w:lang w:val="es-CO"/>
-              </w:rPr>
-            </w:pPr>
+            <w:r>
+              <w:t>{equipo_desinstalado_2_marca}</w:t>
+            </w:r>
           </w:p>
         </w:tc>
         <w:tc>
@@ -1563,13 +1052,9 @@
             <w:tcW w:w="1559" w:type="dxa"/>
           </w:tcPr>
           <w:p>
-            <w:pPr>
-              <w:rPr>
-                <w:rFonts w:ascii="Arial" w:hAnsi="Arial" w:cs="Arial"/>
-                <w:b/>
-                <w:lang w:val="es-CO"/>
-              </w:rPr>
-            </w:pPr>
+            <w:r>
+              <w:t>{equipo_desinstalado_2_modelo}</w:t>
+            </w:r>
           </w:p>
         </w:tc>
         <w:tc>
@@ -1577,13 +1062,9 @@
             <w:tcW w:w="1701" w:type="dxa"/>
           </w:tcPr>
           <w:p>
-            <w:pPr>
-              <w:rPr>
-                <w:rFonts w:ascii="Arial" w:hAnsi="Arial" w:cs="Arial"/>
-                <w:b/>
-                <w:lang w:val="es-CO"/>
-              </w:rPr>
-            </w:pPr>
+            <w:r>
+              <w:t>{equipo_desinstalado_2_serial}</w:t>
+            </w:r>
           </w:p>
         </w:tc>
         <w:tc>
@@ -1591,13 +1072,9 @@
             <w:tcW w:w="2384" w:type="dxa"/>
           </w:tcPr>
           <w:p>
-            <w:pPr>
-              <w:rPr>
-                <w:rFonts w:ascii="Arial" w:hAnsi="Arial" w:cs="Arial"/>
-                <w:b/>
-                <w:lang w:val="es-CO"/>
-              </w:rPr>
-            </w:pPr>
+            <w:r>
+              <w:t>{equipo_desinstalado_2_placa}</w:t>
+            </w:r>
           </w:p>
         </w:tc>
       </w:tr>
@@ -1607,13 +1084,9 @@
             <w:tcW w:w="1689" w:type="dxa"/>
           </w:tcPr>
           <w:p>
-            <w:pPr>
-              <w:rPr>
-                <w:rFonts w:ascii="Arial" w:hAnsi="Arial" w:cs="Arial"/>
-                <w:b/>
-                <w:lang w:val="es-CO"/>
-              </w:rPr>
-            </w:pPr>
+            <w:r>
+              <w:t>{equipo_desinstalado_3_tipo}</w:t>
+            </w:r>
           </w:p>
         </w:tc>
         <w:tc>
@@ -1621,13 +1094,9 @@
             <w:tcW w:w="1113" w:type="dxa"/>
           </w:tcPr>
           <w:p>
-            <w:pPr>
-              <w:rPr>
-                <w:rFonts w:ascii="Arial" w:hAnsi="Arial" w:cs="Arial"/>
-                <w:b/>
-                <w:lang w:val="es-CO"/>
-              </w:rPr>
-            </w:pPr>
+            <w:r>
+              <w:t>{equipo_desinstalado_3_marca}</w:t>
+            </w:r>
           </w:p>
         </w:tc>
         <w:tc>
@@ -1635,13 +1104,9 @@
             <w:tcW w:w="1559" w:type="dxa"/>
           </w:tcPr>
           <w:p>
-            <w:pPr>
-              <w:rPr>
-                <w:rFonts w:ascii="Arial" w:hAnsi="Arial" w:cs="Arial"/>
-                <w:b/>
-                <w:lang w:val="es-CO"/>
-              </w:rPr>
-            </w:pPr>
+            <w:r>
+              <w:t>{equipo_desinstalado_3_modelo}</w:t>
+            </w:r>
           </w:p>
         </w:tc>
         <w:tc>
@@ -1649,13 +1114,9 @@
             <w:tcW w:w="1701" w:type="dxa"/>
           </w:tcPr>
           <w:p>
-            <w:pPr>
-              <w:rPr>
-                <w:rFonts w:ascii="Arial" w:hAnsi="Arial" w:cs="Arial"/>
-                <w:b/>
-                <w:lang w:val="es-CO"/>
-              </w:rPr>
-            </w:pPr>
+            <w:r>
+              <w:t>{equipo_desinstalado_3_serial}</w:t>
+            </w:r>
           </w:p>
         </w:tc>
         <w:tc>
@@ -1663,13 +1124,9 @@
             <w:tcW w:w="2384" w:type="dxa"/>
           </w:tcPr>
           <w:p>
-            <w:pPr>
-              <w:rPr>
-                <w:rFonts w:ascii="Arial" w:hAnsi="Arial" w:cs="Arial"/>
-                <w:b/>
-                <w:lang w:val="es-CO"/>
-              </w:rPr>
-            </w:pPr>
+            <w:r>
+              <w:t>{equipo_desinstalado_3_placa}</w:t>
+            </w:r>
           </w:p>
         </w:tc>
       </w:tr>
@@ -1679,13 +1136,9 @@
             <w:tcW w:w="1689" w:type="dxa"/>
           </w:tcPr>
           <w:p>
-            <w:pPr>
-              <w:rPr>
-                <w:rFonts w:ascii="Arial" w:hAnsi="Arial" w:cs="Arial"/>
-                <w:b/>
-                <w:lang w:val="es-CO"/>
-              </w:rPr>
-            </w:pPr>
+            <w:r>
+              <w:t>{equipo_desinstalado_4_tipo}</w:t>
+            </w:r>
           </w:p>
         </w:tc>
         <w:tc>
@@ -1693,13 +1146,9 @@
             <w:tcW w:w="1113" w:type="dxa"/>
           </w:tcPr>
           <w:p>
-            <w:pPr>
-              <w:rPr>
-                <w:rFonts w:ascii="Arial" w:hAnsi="Arial" w:cs="Arial"/>
-                <w:b/>
-                <w:lang w:val="es-CO"/>
-              </w:rPr>
-            </w:pPr>
+            <w:r>
+              <w:t>{equipo_desinstalado_4_marca}</w:t>
+            </w:r>
           </w:p>
         </w:tc>
         <w:tc>
@@ -1707,13 +1156,9 @@
             <w:tcW w:w="1559" w:type="dxa"/>
           </w:tcPr>
           <w:p>
-            <w:pPr>
-              <w:rPr>
-                <w:rFonts w:ascii="Arial" w:hAnsi="Arial" w:cs="Arial"/>
-                <w:b/>
-                <w:lang w:val="es-CO"/>
-              </w:rPr>
-            </w:pPr>
+            <w:r>
+              <w:t>{equipo_desinstalado_4_modelo}</w:t>
+            </w:r>
           </w:p>
         </w:tc>
         <w:tc>
@@ -1721,13 +1166,9 @@
             <w:tcW w:w="1701" w:type="dxa"/>
           </w:tcPr>
           <w:p>
-            <w:pPr>
-              <w:rPr>
-                <w:rFonts w:ascii="Arial" w:hAnsi="Arial" w:cs="Arial"/>
-                <w:b/>
-                <w:lang w:val="es-CO"/>
-              </w:rPr>
-            </w:pPr>
+            <w:r>
+              <w:t>{equipo_desinstalado_4_serial}</w:t>
+            </w:r>
           </w:p>
         </w:tc>
         <w:tc>
@@ -1735,13 +1176,9 @@
             <w:tcW w:w="2384" w:type="dxa"/>
           </w:tcPr>
           <w:p>
-            <w:pPr>
-              <w:rPr>
-                <w:rFonts w:ascii="Arial" w:hAnsi="Arial" w:cs="Arial"/>
-                <w:b/>
-                <w:lang w:val="es-CO"/>
-              </w:rPr>
-            </w:pPr>
+            <w:r>
+              <w:t>{equipo_desinstalado_4_placa}</w:t>
+            </w:r>
           </w:p>
         </w:tc>
       </w:tr>
@@ -1823,6 +1260,11 @@
           <w:lang w:val="es-CO"/>
         </w:rPr>
         <w:t xml:space="preserve"> (400x300 pixeles).</w:t>
+      </w:r>
+    </w:p>
+    <w:p>
+      <w:r>
+        <w:t>{foto_actual_instalaciones_cliente}</w:t>
       </w:r>
     </w:p>
     <w:p>
@@ -1954,6 +1396,11 @@
       </w:r>
     </w:p>
     <w:p>
+      <w:r>
+        <w:t>{foto_tomas_instalaciones_electricas}</w:t>
+      </w:r>
+    </w:p>
+    <w:p>
       <w:pPr>
         <w:jc w:val="center"/>
         <w:rPr>
@@ -2061,6 +1508,11 @@
       </w:r>
     </w:p>
     <w:p>
+      <w:r>
+        <w:t>{foto_voltaje}</w:t>
+      </w:r>
+    </w:p>
+    <w:p>
       <w:pPr>
         <w:jc w:val="center"/>
         <w:rPr>
@@ -2148,6 +1600,11 @@
       </w:r>
     </w:p>
     <w:p>
+      <w:r>
+        <w:t>{foto_switches_cliente}</w:t>
+      </w:r>
+    </w:p>
+    <w:p>
       <w:pPr>
         <w:jc w:val="center"/>
         <w:rPr>
@@ -2308,6 +1765,11 @@
       </w:r>
     </w:p>
     <w:p>
+      <w:r>
+        <w:t>{lan_tipo_topologia_switcheada}</w:t>
+      </w:r>
+    </w:p>
+    <w:p>
       <w:pPr>
         <w:jc w:val="both"/>
         <w:rPr>
@@ -2384,6 +1846,11 @@
       </w:r>
     </w:p>
     <w:p>
+      <w:r>
+        <w:t>{lan_requisito_poe_cantidad_puertos}</w:t>
+      </w:r>
+    </w:p>
+    <w:p>
       <w:pPr>
         <w:jc w:val="both"/>
         <w:rPr>
@@ -2438,6 +1905,11 @@
       </w:r>
     </w:p>
     <w:p>
+      <w:r>
+        <w:t>{lan_potencia_promedio_poe_watts}</w:t>
+      </w:r>
+    </w:p>
+    <w:p>
       <w:pPr>
         <w:jc w:val="both"/>
         <w:rPr>
@@ -2537,6 +2009,11 @@
       </w:r>
     </w:p>
     <w:p>
+      <w:r>
+        <w:t>{lan_puertos_electricos_requeridos}</w:t>
+      </w:r>
+    </w:p>
+    <w:p>
       <w:pPr>
         <w:jc w:val="both"/>
         <w:rPr>
@@ -2640,6 +2117,11 @@
           <w:lang w:val="es-CO"/>
         </w:rPr>
         <w:t>)</w:t>
+      </w:r>
+    </w:p>
+    <w:p>
+      <w:r>
+        <w:t>{lan_puertos_opticos_requeridos}</w:t>
       </w:r>
     </w:p>
     <w:p>
@@ -2677,6 +2159,11 @@
       </w:r>
     </w:p>
     <w:p>
+      <w:r>
+        <w:t>{lan_conexion_switches_cliente}</w:t>
+      </w:r>
+    </w:p>
+    <w:p>
       <w:pPr>
         <w:ind w:firstLine="708"/>
         <w:jc w:val="both"/>
@@ -2733,6 +2220,11 @@
       </w:r>
     </w:p>
     <w:p>
+      <w:r>
+        <w:t>{lan_uso_etherchannel}</w:t>
+      </w:r>
+    </w:p>
+    <w:p>
       <w:pPr>
         <w:ind w:firstLine="708"/>
         <w:jc w:val="both"/>
@@ -2828,6 +2320,11 @@
       </w:r>
     </w:p>
     <w:p>
+      <w:r>
+        <w:t>{lan_tipo_etherchannel}</w:t>
+      </w:r>
+    </w:p>
+    <w:p>
       <w:pPr>
         <w:ind w:firstLine="708"/>
         <w:jc w:val="both"/>
@@ -2879,6 +2376,11 @@
       </w:r>
     </w:p>
     <w:p>
+      <w:r>
+        <w:t>{lan_uso_vtp}</w:t>
+      </w:r>
+    </w:p>
+    <w:p>
       <w:pPr>
         <w:ind w:firstLine="708"/>
         <w:jc w:val="both"/>
@@ -2936,6 +2438,11 @@
       </w:r>
     </w:p>
     <w:p>
+      <w:r>
+        <w:t>{lan_uso_dtp}</w:t>
+      </w:r>
+    </w:p>
+    <w:p>
       <w:pPr>
         <w:ind w:firstLine="708"/>
         <w:jc w:val="both"/>
@@ -3010,6 +2517,11 @@
       </w:r>
     </w:p>
     <w:p>
+      <w:r>
+        <w:t>{lan_uso_stp_tipo}</w:t>
+      </w:r>
+    </w:p>
+    <w:p>
       <w:pPr>
         <w:ind w:left="708" w:firstLine="708"/>
         <w:jc w:val="both"/>
@@ -3135,6 +2647,11 @@
       </w:r>
     </w:p>
     <w:p>
+      <w:r>
+        <w:t>{lan_unidades_rack_requeridas}</w:t>
+      </w:r>
+    </w:p>
+    <w:p>
       <w:pPr>
         <w:ind w:left="792" w:firstLine="624"/>
         <w:jc w:val="both"/>
@@ -3191,6 +2708,11 @@
       </w:r>
     </w:p>
     <w:p>
+      <w:r>
+        <w:t>{lan_disponibilidad_unidades_rack}</w:t>
+      </w:r>
+    </w:p>
+    <w:p>
       <w:pPr>
         <w:ind w:left="792" w:firstLine="624"/>
         <w:jc w:val="both"/>
@@ -3263,6 +2785,11 @@
       </w:r>
     </w:p>
     <w:p>
+      <w:r>
+        <w:t>{lan_requiere_nueva_infraestructura}</w:t>
+      </w:r>
+    </w:p>
+    <w:p>
       <w:pPr>
         <w:ind w:left="792" w:firstLine="624"/>
         <w:jc w:val="both"/>
@@ -3343,6 +2870,11 @@
       </w:r>
     </w:p>
     <w:p>
+      <w:r>
+        <w:t>{lan_tipo_toma_electrica}</w:t>
+      </w:r>
+    </w:p>
+    <w:p>
       <w:pPr>
         <w:ind w:left="792" w:firstLine="624"/>
         <w:jc w:val="both"/>
@@ -3426,6 +2958,11 @@
       </w:r>
     </w:p>
     <w:p>
+      <w:r>
+        <w:t>{lan_requiere_voltaje_dc}</w:t>
+      </w:r>
+    </w:p>
+    <w:p>
       <w:pPr>
         <w:ind w:left="792" w:firstLine="624"/>
         <w:jc w:val="both"/>
@@ -3482,6 +3019,11 @@
       </w:r>
     </w:p>
     <w:p>
+      <w:r>
+        <w:t>{lan_infraestructura_dc_cliente}</w:t>
+      </w:r>
+    </w:p>
+    <w:p>
       <w:pPr>
         <w:ind w:left="792" w:firstLine="624"/>
         <w:jc w:val="both"/>
@@ -3536,6 +3078,11 @@
       </w:r>
     </w:p>
     <w:p>
+      <w:r>
+        <w:t>{lan_potencia_minima_rectificador}</w:t>
+      </w:r>
+    </w:p>
+    <w:p>
       <w:pPr>
         <w:ind w:left="792" w:firstLine="624"/>
         <w:jc w:val="both"/>
@@ -3601,6 +3148,11 @@
       </w:r>
     </w:p>
     <w:p>
+      <w:r>
+        <w:t>{lan_tipo_cable_electrico}</w:t>
+      </w:r>
+    </w:p>
+    <w:p>
       <w:pPr>
         <w:ind w:left="792" w:firstLine="624"/>
         <w:jc w:val="both"/>
@@ -3675,6 +3227,11 @@
       </w:r>
     </w:p>
     <w:p>
+      <w:r>
+        <w:t>{lan_circuitos_electricos_dc}</w:t>
+      </w:r>
+    </w:p>
+    <w:p>
       <w:pPr>
         <w:ind w:left="792" w:firstLine="624"/>
         <w:jc w:val="both"/>
@@ -3731,6 +3288,11 @@
       </w:r>
     </w:p>
     <w:p>
+      <w:r>
+        <w:t>{lan_distancia_pdu_rectificador}</w:t>
+      </w:r>
+    </w:p>
+    <w:p>
       <w:pPr>
         <w:ind w:left="792" w:firstLine="624"/>
         <w:jc w:val="both"/>
@@ -3796,6 +3358,11 @@
       </w:r>
     </w:p>
     <w:p>
+      <w:r>
+        <w:t>{lan_requiere_fibra_optica}</w:t>
+      </w:r>
+    </w:p>
+    <w:p>
       <w:pPr>
         <w:ind w:left="792" w:firstLine="624"/>
         <w:jc w:val="both"/>
@@ -3860,6 +3427,11 @@
       </w:r>
     </w:p>
     <w:p>
+      <w:r>
+        <w:t>{lan_tipo_fibra_optica}</w:t>
+      </w:r>
+    </w:p>
+    <w:p>
       <w:pPr>
         <w:ind w:left="792" w:firstLine="624"/>
         <w:jc w:val="both"/>
@@ -3943,6 +3515,11 @@
       </w:r>
     </w:p>
     <w:p>
+      <w:r>
+        <w:t>{lan_tipo_conectores_terminales}</w:t>
+      </w:r>
+    </w:p>
+    <w:p>
       <w:pPr>
         <w:ind w:left="792" w:firstLine="624"/>
         <w:jc w:val="both"/>
@@ -4035,6 +3612,11 @@
       </w:r>
     </w:p>
     <w:p>
+      <w:r>
+        <w:t>{lan_corte_conector_fibra}</w:t>
+      </w:r>
+    </w:p>
+    <w:p>
       <w:pPr>
         <w:ind w:left="792" w:firstLine="624"/>
         <w:jc w:val="both"/>
@@ -4109,6 +3691,11 @@
       </w:r>
     </w:p>
     <w:p>
+      <w:r>
+        <w:t>{lan_fibra_requiere_proteccion}</w:t>
+      </w:r>
+    </w:p>
+    <w:p>
       <w:pPr>
         <w:ind w:left="792" w:firstLine="624"/>
         <w:jc w:val="both"/>
@@ -4164,6 +3751,11 @@
       </w:r>
     </w:p>
     <w:p>
+      <w:r>
+        <w:t>{lan_tipo_proteccion_fibra}</w:t>
+      </w:r>
+    </w:p>
+    <w:p>
       <w:pPr>
         <w:ind w:left="792" w:firstLine="624"/>
         <w:jc w:val="both"/>
@@ -4219,6 +3811,11 @@
       </w:r>
     </w:p>
     <w:p>
+      <w:r>
+        <w:t>{lan_distancia_tendido_fibra}</w:t>
+      </w:r>
+    </w:p>
+    <w:p>
       <w:pPr>
         <w:ind w:left="708" w:firstLine="708"/>
         <w:jc w:val="both"/>
@@ -4272,6 +3869,11 @@
           <w:lang w:val="es-CO"/>
         </w:rPr>
         <w:t>Listado de materiales adicionales</w:t>
+      </w:r>
+    </w:p>
+    <w:p>
+      <w:r>
+        <w:t>{lan_materiales_adicionales}</w:t>
       </w:r>
     </w:p>
     <w:p>
@@ -4462,15 +4064,9 @@
             <w:vAlign w:val="center"/>
           </w:tcPr>
           <w:p>
-            <w:pPr>
-              <w:jc w:val="center"/>
-              <w:rPr>
-                <w:rFonts w:ascii="Arial" w:hAnsi="Arial" w:cs="Arial"/>
-                <w:b/>
-                <w:bCs/>
-                <w:lang w:val="en-US"/>
-              </w:rPr>
-            </w:pPr>
+            <w:r>
+              <w:t>{lan_cliente_conectado_claro_si}</w:t>
+            </w:r>
           </w:p>
         </w:tc>
         <w:tc>
@@ -4523,15 +4119,9 @@
             <w:vAlign w:val="center"/>
           </w:tcPr>
           <w:p>
-            <w:pPr>
-              <w:jc w:val="center"/>
-              <w:rPr>
-                <w:rFonts w:ascii="Arial" w:hAnsi="Arial" w:cs="Arial"/>
-                <w:b/>
-                <w:bCs/>
-                <w:lang w:val="en-US"/>
-              </w:rPr>
-            </w:pPr>
+            <w:r>
+              <w:t>{lan_cliente_conectado_claro_no}</w:t>
+            </w:r>
           </w:p>
         </w:tc>
       </w:tr>
@@ -4655,15 +4245,9 @@
             <w:vAlign w:val="center"/>
           </w:tcPr>
           <w:p>
-            <w:pPr>
-              <w:jc w:val="center"/>
-              <w:rPr>
-                <w:rFonts w:ascii="Arial" w:hAnsi="Arial" w:cs="Arial"/>
-                <w:b/>
-                <w:bCs/>
-                <w:lang w:val="en-US"/>
-              </w:rPr>
-            </w:pPr>
+            <w:r>
+              <w:t>{lan_equipos_disponibles_si}</w:t>
+            </w:r>
           </w:p>
         </w:tc>
         <w:tc>
@@ -4716,15 +4300,9 @@
             <w:vAlign w:val="center"/>
           </w:tcPr>
           <w:p>
-            <w:pPr>
-              <w:jc w:val="center"/>
-              <w:rPr>
-                <w:rFonts w:ascii="Arial" w:hAnsi="Arial" w:cs="Arial"/>
-                <w:b/>
-                <w:bCs/>
-                <w:lang w:val="en-US"/>
-              </w:rPr>
-            </w:pPr>
+            <w:r>
+              <w:t>{lan_equipos_disponibles_no}</w:t>
+            </w:r>
           </w:p>
         </w:tc>
       </w:tr>
@@ -5178,6 +4756,11 @@
       </w:r>
     </w:p>
     <w:p>
+      <w:r>
+        <w:t>{lan_diagrama_cuarto_equipos}</w:t>
+      </w:r>
+    </w:p>
+    <w:p>
       <w:pPr>
         <w:jc w:val="both"/>
         <w:rPr>
@@ -5789,6 +5372,11 @@
       </w:r>
     </w:p>
     <w:p>
+      <w:r>
+        <w:t>{lan_diagrama_detalle_racks}</w:t>
+      </w:r>
+    </w:p>
+    <w:p>
       <w:pPr>
         <w:pStyle w:val="Prrafodelista"/>
         <w:numPr>
@@ -5811,6 +5399,11 @@
         </w:rPr>
         <w:lastRenderedPageBreak/>
         <w:t>FOTO ACTA DE ENTREGA DE SERVICIO</w:t>
+      </w:r>
+    </w:p>
+    <w:p>
+      <w:r>
+        <w:t>{foto_acta_entrega_servicio}</w:t>
       </w:r>
     </w:p>
     <w:p>
